--- a/25-26/5th grade/exam 2/سلم تصحيح الخامس.docx
+++ b/25-26/5th grade/exam 2/سلم تصحيح الخامس.docx
@@ -152,14 +152,7 @@
           <w:sz w:val="28"/>
           <w:szCs w:val="28"/>
         </w:rPr>
-        <w:t>is</w:t>
-      </w:r>
-      <w:r>
-        <w:rPr>
-          <w:sz w:val="28"/>
-          <w:szCs w:val="28"/>
-        </w:rPr>
-        <w:t>.</w:t>
+        <w:t>teepees</w:t>
       </w:r>
     </w:p>
     <w:p>
@@ -180,14 +173,7 @@
           <w:sz w:val="28"/>
           <w:szCs w:val="28"/>
         </w:rPr>
-        <w:t>has</w:t>
-      </w:r>
-      <w:r>
-        <w:rPr>
-          <w:sz w:val="28"/>
-          <w:szCs w:val="28"/>
-        </w:rPr>
-        <w:t>.</w:t>
+        <w:t>Huts</w:t>
       </w:r>
     </w:p>
     <w:p>
@@ -208,14 +194,7 @@
           <w:sz w:val="28"/>
           <w:szCs w:val="28"/>
         </w:rPr>
-        <w:t>works</w:t>
-      </w:r>
-      <w:r>
-        <w:rPr>
-          <w:sz w:val="28"/>
-          <w:szCs w:val="28"/>
-        </w:rPr>
-        <w:t>.</w:t>
+        <w:t>small</w:t>
       </w:r>
     </w:p>
     <w:p>
@@ -293,7 +272,7 @@
           <w:sz w:val="28"/>
           <w:szCs w:val="28"/>
         </w:rPr>
-        <w:t>Yes, she does.</w:t>
+        <w:t>They live in igloos.</w:t>
       </w:r>
     </w:p>
     <w:p>
@@ -314,7 +293,7 @@
           <w:sz w:val="28"/>
           <w:szCs w:val="28"/>
         </w:rPr>
-        <w:t>She is 38 ( years old ).</w:t>
+        <w:t>No, the aren't.</w:t>
       </w:r>
     </w:p>
     <w:p>
@@ -389,7 +368,7 @@
           <w:sz w:val="28"/>
           <w:szCs w:val="28"/>
         </w:rPr>
-        <w:t>have to</w:t>
+        <w:t>How much</w:t>
       </w:r>
     </w:p>
     <w:p>
@@ -411,7 +390,7 @@
           <w:sz w:val="28"/>
           <w:szCs w:val="28"/>
         </w:rPr>
-        <w:t>has to</w:t>
+        <w:t>make</w:t>
       </w:r>
     </w:p>
     <w:p>
@@ -433,7 +412,7 @@
           <w:sz w:val="28"/>
           <w:szCs w:val="28"/>
         </w:rPr>
-        <w:t xml:space="preserve">'s </w:t>
+        <w:t>Aleppo</w:t>
       </w:r>
     </w:p>
     <w:p>
@@ -455,7 +434,7 @@
           <w:sz w:val="28"/>
           <w:szCs w:val="28"/>
         </w:rPr>
-        <w:t>do</w:t>
+        <w:t>any</w:t>
       </w:r>
     </w:p>
     <w:p>
@@ -477,7 +456,7 @@
           <w:sz w:val="28"/>
           <w:szCs w:val="28"/>
         </w:rPr>
-        <w:t>plays</w:t>
+        <w:t>is</w:t>
       </w:r>
     </w:p>
     <w:p>
@@ -542,7 +521,7 @@
           <w:sz w:val="28"/>
           <w:szCs w:val="28"/>
         </w:rPr>
-        <w:t>bathroom</w:t>
+        <w:t>animal</w:t>
       </w:r>
     </w:p>
     <w:p>
@@ -564,7 +543,7 @@
           <w:sz w:val="28"/>
           <w:szCs w:val="28"/>
         </w:rPr>
-        <w:t>library</w:t>
+        <w:t>different</w:t>
       </w:r>
     </w:p>
     <w:p>
@@ -586,7 +565,7 @@
           <w:sz w:val="28"/>
           <w:szCs w:val="28"/>
         </w:rPr>
-        <w:t>classroom</w:t>
+        <w:t>Huts</w:t>
       </w:r>
     </w:p>
     <w:p>
@@ -608,7 +587,7 @@
           <w:sz w:val="28"/>
           <w:szCs w:val="28"/>
         </w:rPr>
-        <w:t>computer lab</w:t>
+        <w:t>building</w:t>
       </w:r>
     </w:p>
     <w:p>
@@ -707,7 +686,7 @@
                 <w:sz w:val="28"/>
                 <w:szCs w:val="28"/>
               </w:rPr>
-              <w:t>c</w:t>
+              <w:t>b</w:t>
             </w:r>
           </w:p>
         </w:tc>
@@ -739,7 +718,7 @@
                 <w:sz w:val="28"/>
                 <w:szCs w:val="28"/>
               </w:rPr>
-              <w:t>b</w:t>
+              <w:t>d</w:t>
             </w:r>
           </w:p>
         </w:tc>
@@ -771,7 +750,7 @@
                 <w:sz w:val="28"/>
                 <w:szCs w:val="28"/>
               </w:rPr>
-              <w:t>d</w:t>
+              <w:t>a</w:t>
             </w:r>
           </w:p>
         </w:tc>
@@ -800,7 +779,7 @@
                 <w:sz w:val="28"/>
                 <w:szCs w:val="28"/>
               </w:rPr>
-              <w:t>a</w:t>
+              <w:t>c</w:t>
             </w:r>
           </w:p>
         </w:tc>
@@ -845,7 +824,7 @@
           <w:sz w:val="28"/>
           <w:szCs w:val="28"/>
         </w:rPr>
-        <w:t>your Daily Routine</w:t>
+        <w:t>your future job</w:t>
       </w:r>
       <w:r>
         <w:rPr>
